--- a/Dokumentumok/VLAN/VLAN.docx
+++ b/Dokumentumok/VLAN/VLAN.docx
@@ -1,6 +1,6 @@
 
 <file path=word/document.xml><?xml version="1.0" encoding="utf-8"?>
-<w:document xmlns:wpc="http://schemas.microsoft.com/office/word/2010/wordprocessingCanvas" xmlns:cx="http://schemas.microsoft.com/office/drawing/2014/chartex" xmlns:cx1="http://schemas.microsoft.com/office/drawing/2015/9/8/chartex" xmlns:cx2="http://schemas.microsoft.com/office/drawing/2015/10/21/chartex" xmlns:cx3="http://schemas.microsoft.com/office/drawing/2016/5/9/chartex" xmlns:cx4="http://schemas.microsoft.com/office/drawing/2016/5/10/chartex" xmlns:cx5="http://schemas.microsoft.com/office/drawing/2016/5/11/chartex" xmlns:cx6="http://schemas.microsoft.com/office/drawing/2016/5/12/chartex" xmlns:cx7="http://schemas.microsoft.com/office/drawing/2016/5/13/chartex" xmlns:cx8="http://schemas.microsoft.com/office/drawing/2016/5/14/chartex" xmlns:mc="http://schemas.openxmlformats.org/markup-compatibility/2006" xmlns:aink="http://schemas.microsoft.com/office/drawing/2016/ink" xmlns:am3d="http://schemas.microsoft.com/office/drawing/2017/model3d" xmlns:o="urn:schemas-microsoft-com:office:office" xmlns:oel="http://schemas.microsoft.com/office/2019/extlst" xmlns:r="http://schemas.openxmlformats.org/officeDocument/2006/relationships" xmlns:m="http://schemas.openxmlformats.org/officeDocument/2006/math" xmlns:v="urn:schemas-microsoft-com:vml" xmlns:wp14="http://schemas.microsoft.com/office/word/2010/wordprocessingDrawing" xmlns:wp="http://schemas.openxmlformats.org/drawingml/2006/wordprocessingDrawing" xmlns:w10="urn:schemas-microsoft-com:office:word" xmlns:w="http://schemas.openxmlformats.org/wordprocessingml/2006/main" xmlns:w14="http://schemas.microsoft.com/office/word/2010/wordml" xmlns:w15="http://schemas.microsoft.com/office/word/2012/wordml" xmlns:w16cex="http://schemas.microsoft.com/office/word/2018/wordml/cex" xmlns:w16cid="http://schemas.microsoft.com/office/word/2016/wordml/cid" xmlns:w16="http://schemas.microsoft.com/office/word/2018/wordml" xmlns:w16du="http://schemas.microsoft.com/office/word/2023/wordml/word16du" xmlns:w16sdtdh="http://schemas.microsoft.com/office/word/2020/wordml/sdtdatahash" xmlns:w16sdtfl="http://schemas.microsoft.com/office/word/2024/wordml/sdtformatlock" xmlns:w16se="http://schemas.microsoft.com/office/word/2015/wordml/symex" xmlns:wpg="http://schemas.microsoft.com/office/word/2010/wordprocessingGroup" xmlns:wpi="http://schemas.microsoft.com/office/word/2010/wordprocessingInk" xmlns:wne="http://schemas.microsoft.com/office/word/2006/wordml" xmlns:wps="http://schemas.microsoft.com/office/word/2010/wordprocessingShape" mc:Ignorable="w14 w15 w16se w16cid w16 w16cex w16sdtdh w16sdtfl w16du wp14">
+<w:document xmlns:wpc="http://schemas.microsoft.com/office/word/2010/wordprocessingCanvas" xmlns:cx="http://schemas.microsoft.com/office/drawing/2014/chartex" xmlns:cx1="http://schemas.microsoft.com/office/drawing/2015/9/8/chartex" xmlns:mc="http://schemas.openxmlformats.org/markup-compatibility/2006" xmlns:o="urn:schemas-microsoft-com:office:office" xmlns:r="http://schemas.openxmlformats.org/officeDocument/2006/relationships" xmlns:m="http://schemas.openxmlformats.org/officeDocument/2006/math" xmlns:v="urn:schemas-microsoft-com:vml" xmlns:wp14="http://schemas.microsoft.com/office/word/2010/wordprocessingDrawing" xmlns:wp="http://schemas.openxmlformats.org/drawingml/2006/wordprocessingDrawing" xmlns:w10="urn:schemas-microsoft-com:office:word" xmlns:w="http://schemas.openxmlformats.org/wordprocessingml/2006/main" xmlns:w14="http://schemas.microsoft.com/office/word/2010/wordml" xmlns:w15="http://schemas.microsoft.com/office/word/2012/wordml" xmlns:w16se="http://schemas.microsoft.com/office/word/2015/wordml/symex" xmlns:wpg="http://schemas.microsoft.com/office/word/2010/wordprocessingGroup" xmlns:wpi="http://schemas.microsoft.com/office/word/2010/wordprocessingInk" xmlns:wne="http://schemas.microsoft.com/office/word/2006/wordml" xmlns:wps="http://schemas.microsoft.com/office/word/2010/wordprocessingShape" mc:Ignorable="w14 w15 w16se wp14">
   <w:body>
     <w:p>
       <w:pPr>
@@ -243,10 +243,7 @@
               <w:cnfStyle w:val="000000000000" w:firstRow="0" w:lastRow="0" w:firstColumn="0" w:lastColumn="0" w:oddVBand="0" w:evenVBand="0" w:oddHBand="0" w:evenHBand="0" w:firstRowFirstColumn="0" w:firstRowLastColumn="0" w:lastRowFirstColumn="0" w:lastRowLastColumn="0"/>
             </w:pPr>
             <w:r>
-              <w:t>10.1.30.0</w:t>
-            </w:r>
-            <w:r>
-              <w:t>/24</w:t>
+              <w:t>10.1.30.0/24</w:t>
             </w:r>
           </w:p>
         </w:tc>
@@ -307,10 +304,7 @@
               <w:cnfStyle w:val="000000100000" w:firstRow="0" w:lastRow="0" w:firstColumn="0" w:lastColumn="0" w:oddVBand="0" w:evenVBand="0" w:oddHBand="1" w:evenHBand="0" w:firstRowFirstColumn="0" w:firstRowLastColumn="0" w:lastRowFirstColumn="0" w:lastRowLastColumn="0"/>
             </w:pPr>
             <w:r>
-              <w:t>10.1.40.0</w:t>
-            </w:r>
-            <w:r>
-              <w:t>/24</w:t>
+              <w:t>10.1.40.0/24</w:t>
             </w:r>
           </w:p>
         </w:tc>
@@ -368,10 +362,7 @@
               <w:cnfStyle w:val="000000000000" w:firstRow="0" w:lastRow="0" w:firstColumn="0" w:lastColumn="0" w:oddVBand="0" w:evenVBand="0" w:oddHBand="0" w:evenHBand="0" w:firstRowFirstColumn="0" w:firstRowLastColumn="0" w:lastRowFirstColumn="0" w:lastRowLastColumn="0"/>
             </w:pPr>
             <w:r>
-              <w:t>10.1.50.0</w:t>
-            </w:r>
-            <w:r>
-              <w:t>/24</w:t>
+              <w:t>10.1.50.0/24</w:t>
             </w:r>
           </w:p>
         </w:tc>
@@ -432,10 +423,7 @@
               <w:cnfStyle w:val="000000100000" w:firstRow="0" w:lastRow="0" w:firstColumn="0" w:lastColumn="0" w:oddVBand="0" w:evenVBand="0" w:oddHBand="1" w:evenHBand="0" w:firstRowFirstColumn="0" w:firstRowLastColumn="0" w:lastRowFirstColumn="0" w:lastRowLastColumn="0"/>
             </w:pPr>
             <w:r>
-              <w:t>10.1.60.0</w:t>
-            </w:r>
-            <w:r>
-              <w:t>/24</w:t>
+              <w:t>10.1.60.0/24</w:t>
             </w:r>
           </w:p>
         </w:tc>
@@ -493,10 +481,7 @@
               <w:cnfStyle w:val="000000000000" w:firstRow="0" w:lastRow="0" w:firstColumn="0" w:lastColumn="0" w:oddVBand="0" w:evenVBand="0" w:oddHBand="0" w:evenHBand="0" w:firstRowFirstColumn="0" w:firstRowLastColumn="0" w:lastRowFirstColumn="0" w:lastRowLastColumn="0"/>
             </w:pPr>
             <w:r>
-              <w:t>10.1.70.0</w:t>
-            </w:r>
-            <w:r>
-              <w:t>/24</w:t>
+              <w:t>10.1.70.0/24</w:t>
             </w:r>
           </w:p>
         </w:tc>
@@ -557,10 +542,7 @@
               <w:cnfStyle w:val="000000100000" w:firstRow="0" w:lastRow="0" w:firstColumn="0" w:lastColumn="0" w:oddVBand="0" w:evenVBand="0" w:oddHBand="1" w:evenHBand="0" w:firstRowFirstColumn="0" w:firstRowLastColumn="0" w:lastRowFirstColumn="0" w:lastRowLastColumn="0"/>
             </w:pPr>
             <w:r>
-              <w:t>10.1.80.0</w:t>
-            </w:r>
-            <w:r>
-              <w:t>/24</w:t>
+              <w:t>10.1.80.0/24</w:t>
             </w:r>
           </w:p>
         </w:tc>
@@ -621,10 +603,7 @@
               <w:cnfStyle w:val="000000000000" w:firstRow="0" w:lastRow="0" w:firstColumn="0" w:lastColumn="0" w:oddVBand="0" w:evenVBand="0" w:oddHBand="0" w:evenHBand="0" w:firstRowFirstColumn="0" w:firstRowLastColumn="0" w:lastRowFirstColumn="0" w:lastRowLastColumn="0"/>
             </w:pPr>
             <w:r>
-              <w:t>10.1.10.0</w:t>
-            </w:r>
-            <w:r>
-              <w:t>/24</w:t>
+              <w:t>10.1.10.0/24</w:t>
             </w:r>
           </w:p>
         </w:tc>
@@ -685,10 +664,7 @@
               <w:cnfStyle w:val="000000100000" w:firstRow="0" w:lastRow="0" w:firstColumn="0" w:lastColumn="0" w:oddVBand="0" w:evenVBand="0" w:oddHBand="1" w:evenHBand="0" w:firstRowFirstColumn="0" w:firstRowLastColumn="0" w:lastRowFirstColumn="0" w:lastRowLastColumn="0"/>
             </w:pPr>
             <w:r>
-              <w:t>10.1.200.0</w:t>
-            </w:r>
-            <w:r>
-              <w:t>/24</w:t>
+              <w:t>10.1.200.0/24</w:t>
             </w:r>
           </w:p>
         </w:tc>
@@ -746,10 +722,7 @@
               <w:cnfStyle w:val="000000000000" w:firstRow="0" w:lastRow="0" w:firstColumn="0" w:lastColumn="0" w:oddVBand="0" w:evenVBand="0" w:oddHBand="0" w:evenHBand="0" w:firstRowFirstColumn="0" w:firstRowLastColumn="0" w:lastRowFirstColumn="0" w:lastRowLastColumn="0"/>
             </w:pPr>
             <w:r>
-              <w:t>10.1.150.0</w:t>
-            </w:r>
-            <w:r>
-              <w:t>/24</w:t>
+              <w:t>10.1.150.0/24</w:t>
             </w:r>
           </w:p>
         </w:tc>
@@ -993,11 +966,11 @@
               <w:cnfStyle w:val="000000100000" w:firstRow="0" w:lastRow="0" w:firstColumn="0" w:lastColumn="0" w:oddVBand="0" w:evenVBand="0" w:oddHBand="1" w:evenHBand="0" w:firstRowFirstColumn="0" w:firstRowLastColumn="0" w:lastRowFirstColumn="0" w:lastRowLastColumn="0"/>
             </w:pPr>
             <w:r>
-              <w:t>2a</w:t>
+              <w:t>2a02</w:t>
             </w:r>
             <w:proofErr w:type="gramStart"/>
             <w:r>
-              <w:t>02:abcd</w:t>
+              <w:t>:abcd</w:t>
             </w:r>
             <w:proofErr w:type="gramEnd"/>
             <w:r>
@@ -1007,10 +980,7 @@
               <w:t>:</w:t>
             </w:r>
             <w:r>
-              <w:t xml:space="preserve"> </w:t>
-            </w:r>
-            <w:r>
-              <w:t>/64</w:t>
+              <w:t xml:space="preserve"> /64</w:t>
             </w:r>
           </w:p>
         </w:tc>
@@ -1071,18 +1041,15 @@
               <w:cnfStyle w:val="000000000000" w:firstRow="0" w:lastRow="0" w:firstColumn="0" w:lastColumn="0" w:oddVBand="0" w:evenVBand="0" w:oddHBand="0" w:evenHBand="0" w:firstRowFirstColumn="0" w:firstRowLastColumn="0" w:lastRowFirstColumn="0" w:lastRowLastColumn="0"/>
             </w:pPr>
             <w:r>
-              <w:t>2a</w:t>
+              <w:t>2a02</w:t>
             </w:r>
             <w:proofErr w:type="gramStart"/>
             <w:r>
-              <w:t>02:abcd</w:t>
+              <w:t>:abcd</w:t>
             </w:r>
             <w:proofErr w:type="gramEnd"/>
             <w:r>
-              <w:t xml:space="preserve">:1234:30:: </w:t>
-            </w:r>
-            <w:r>
-              <w:t>/64</w:t>
+              <w:t>:1234:30:: /64</w:t>
             </w:r>
           </w:p>
         </w:tc>
@@ -1100,6 +1067,8 @@
             </w:r>
           </w:p>
         </w:tc>
+        <w:bookmarkStart w:id="0" w:name="_GoBack"/>
+        <w:bookmarkEnd w:id="0"/>
       </w:tr>
       <w:tr>
         <w:trPr>
@@ -1143,11 +1112,11 @@
               <w:cnfStyle w:val="000000100000" w:firstRow="0" w:lastRow="0" w:firstColumn="0" w:lastColumn="0" w:oddVBand="0" w:evenVBand="0" w:oddHBand="1" w:evenHBand="0" w:firstRowFirstColumn="0" w:firstRowLastColumn="0" w:lastRowFirstColumn="0" w:lastRowLastColumn="0"/>
             </w:pPr>
             <w:r>
-              <w:t>2a</w:t>
+              <w:t>2a02</w:t>
             </w:r>
             <w:proofErr w:type="gramStart"/>
             <w:r>
-              <w:t>02:abcd</w:t>
+              <w:t>:abcd</w:t>
             </w:r>
             <w:proofErr w:type="gramEnd"/>
             <w:r>
@@ -1157,10 +1126,7 @@
               <w:t>:</w:t>
             </w:r>
             <w:r>
-              <w:t xml:space="preserve"> </w:t>
-            </w:r>
-            <w:r>
-              <w:t>/64</w:t>
+              <w:t xml:space="preserve"> /64</w:t>
             </w:r>
           </w:p>
         </w:tc>
@@ -1190,7 +1156,7 @@
               <w:jc w:val="center"/>
             </w:pPr>
             <w:r>
-              <w:t>SECURITY</w:t>
+              <w:t>GUEST</w:t>
             </w:r>
           </w:p>
         </w:tc>
@@ -1202,81 +1168,6 @@
             <w:pPr>
               <w:jc w:val="center"/>
               <w:cnfStyle w:val="000000000000" w:firstRow="0" w:lastRow="0" w:firstColumn="0" w:lastColumn="0" w:oddVBand="0" w:evenVBand="0" w:oddHBand="0" w:evenHBand="0" w:firstRowFirstColumn="0" w:firstRowLastColumn="0" w:lastRowFirstColumn="0" w:lastRowLastColumn="0"/>
-            </w:pPr>
-            <w:r>
-              <w:t>50</w:t>
-            </w:r>
-          </w:p>
-        </w:tc>
-        <w:tc>
-          <w:tcPr>
-            <w:tcW w:w="2972" w:type="dxa"/>
-          </w:tcPr>
-          <w:p>
-            <w:pPr>
-              <w:jc w:val="center"/>
-              <w:cnfStyle w:val="000000000000" w:firstRow="0" w:lastRow="0" w:firstColumn="0" w:lastColumn="0" w:oddVBand="0" w:evenVBand="0" w:oddHBand="0" w:evenHBand="0" w:firstRowFirstColumn="0" w:firstRowLastColumn="0" w:lastRowFirstColumn="0" w:lastRowLastColumn="0"/>
-            </w:pPr>
-            <w:r>
-              <w:t>2a</w:t>
-            </w:r>
-            <w:proofErr w:type="gramStart"/>
-            <w:r>
-              <w:t>02:abcd</w:t>
-            </w:r>
-            <w:proofErr w:type="gramEnd"/>
-            <w:r>
-              <w:t>:1234:50::</w:t>
-            </w:r>
-            <w:r>
-              <w:t xml:space="preserve"> </w:t>
-            </w:r>
-            <w:r>
-              <w:t>/64</w:t>
-            </w:r>
-          </w:p>
-        </w:tc>
-        <w:tc>
-          <w:tcPr>
-            <w:tcW w:w="3240" w:type="dxa"/>
-          </w:tcPr>
-          <w:p>
-            <w:pPr>
-              <w:jc w:val="center"/>
-              <w:cnfStyle w:val="000000000000" w:firstRow="0" w:lastRow="0" w:firstColumn="0" w:lastColumn="0" w:oddVBand="0" w:evenVBand="0" w:oddHBand="0" w:evenHBand="0" w:firstRowFirstColumn="0" w:firstRowLastColumn="0" w:lastRowFirstColumn="0" w:lastRowLastColumn="0"/>
-            </w:pPr>
-            <w:r>
-              <w:t>Kamerák</w:t>
-            </w:r>
-          </w:p>
-        </w:tc>
-      </w:tr>
-      <w:tr>
-        <w:trPr>
-          <w:cnfStyle w:val="000000100000" w:firstRow="0" w:lastRow="0" w:firstColumn="0" w:lastColumn="0" w:oddVBand="0" w:evenVBand="0" w:oddHBand="1" w:evenHBand="0" w:firstRowFirstColumn="0" w:firstRowLastColumn="0" w:lastRowFirstColumn="0" w:lastRowLastColumn="0"/>
-        </w:trPr>
-        <w:tc>
-          <w:tcPr>
-            <w:cnfStyle w:val="001000000000" w:firstRow="0" w:lastRow="0" w:firstColumn="1" w:lastColumn="0" w:oddVBand="0" w:evenVBand="0" w:oddHBand="0" w:evenHBand="0" w:firstRowFirstColumn="0" w:firstRowLastColumn="0" w:lastRowFirstColumn="0" w:lastRowLastColumn="0"/>
-            <w:tcW w:w="1920" w:type="dxa"/>
-          </w:tcPr>
-          <w:p>
-            <w:pPr>
-              <w:jc w:val="center"/>
-            </w:pPr>
-            <w:r>
-              <w:t>GUEST</w:t>
-            </w:r>
-          </w:p>
-        </w:tc>
-        <w:tc>
-          <w:tcPr>
-            <w:tcW w:w="953" w:type="dxa"/>
-          </w:tcPr>
-          <w:p>
-            <w:pPr>
-              <w:jc w:val="center"/>
-              <w:cnfStyle w:val="000000100000" w:firstRow="0" w:lastRow="0" w:firstColumn="0" w:lastColumn="0" w:oddVBand="0" w:evenVBand="0" w:oddHBand="1" w:evenHBand="0" w:firstRowFirstColumn="0" w:firstRowLastColumn="0" w:lastRowFirstColumn="0" w:lastRowLastColumn="0"/>
             </w:pPr>
             <w:r>
               <w:t>200</w:t>
@@ -1317,11 +1208,11 @@
                     <w:jc w:val="center"/>
                   </w:pPr>
                   <w:r>
-                    <w:t>2a</w:t>
+                    <w:t>2a02</w:t>
                   </w:r>
                   <w:proofErr w:type="gramStart"/>
                   <w:r>
-                    <w:t>02:abcd</w:t>
+                    <w:t>:abcd</w:t>
                   </w:r>
                   <w:proofErr w:type="gramEnd"/>
                   <w:r>
@@ -1334,7 +1225,7 @@
           <w:p>
             <w:pPr>
               <w:jc w:val="center"/>
-              <w:cnfStyle w:val="000000100000" w:firstRow="0" w:lastRow="0" w:firstColumn="0" w:lastColumn="0" w:oddVBand="0" w:evenVBand="0" w:oddHBand="1" w:evenHBand="0" w:firstRowFirstColumn="0" w:firstRowLastColumn="0" w:lastRowFirstColumn="0" w:lastRowLastColumn="0"/>
+              <w:cnfStyle w:val="000000000000" w:firstRow="0" w:lastRow="0" w:firstColumn="0" w:lastColumn="0" w:oddVBand="0" w:evenVBand="0" w:oddHBand="0" w:evenHBand="0" w:firstRowFirstColumn="0" w:firstRowLastColumn="0" w:lastRowFirstColumn="0" w:lastRowLastColumn="0"/>
             </w:pPr>
           </w:p>
         </w:tc>
@@ -1345,68 +1236,10 @@
           <w:p>
             <w:pPr>
               <w:jc w:val="center"/>
-              <w:cnfStyle w:val="000000100000" w:firstRow="0" w:lastRow="0" w:firstColumn="0" w:lastColumn="0" w:oddVBand="0" w:evenVBand="0" w:oddHBand="1" w:evenHBand="0" w:firstRowFirstColumn="0" w:firstRowLastColumn="0" w:lastRowFirstColumn="0" w:lastRowLastColumn="0"/>
+              <w:cnfStyle w:val="000000000000" w:firstRow="0" w:lastRow="0" w:firstColumn="0" w:lastColumn="0" w:oddVBand="0" w:evenVBand="0" w:oddHBand="0" w:evenHBand="0" w:firstRowFirstColumn="0" w:firstRowLastColumn="0" w:lastRowFirstColumn="0" w:lastRowLastColumn="0"/>
             </w:pPr>
             <w:r>
               <w:t>Vezeték nélküli klienseknek</w:t>
-            </w:r>
-          </w:p>
-        </w:tc>
-      </w:tr>
-      <w:tr>
-        <w:tc>
-          <w:tcPr>
-            <w:cnfStyle w:val="001000000000" w:firstRow="0" w:lastRow="0" w:firstColumn="1" w:lastColumn="0" w:oddVBand="0" w:evenVBand="0" w:oddHBand="0" w:evenHBand="0" w:firstRowFirstColumn="0" w:firstRowLastColumn="0" w:lastRowFirstColumn="0" w:lastRowLastColumn="0"/>
-            <w:tcW w:w="1920" w:type="dxa"/>
-          </w:tcPr>
-          <w:p>
-            <w:pPr>
-              <w:jc w:val="center"/>
-            </w:pPr>
-            <w:r>
-              <w:t>ADMIN</w:t>
-            </w:r>
-          </w:p>
-        </w:tc>
-        <w:tc>
-          <w:tcPr>
-            <w:tcW w:w="953" w:type="dxa"/>
-          </w:tcPr>
-          <w:p>
-            <w:pPr>
-              <w:jc w:val="center"/>
-              <w:cnfStyle w:val="000000000000" w:firstRow="0" w:lastRow="0" w:firstColumn="0" w:lastColumn="0" w:oddVBand="0" w:evenVBand="0" w:oddHBand="0" w:evenHBand="0" w:firstRowFirstColumn="0" w:firstRowLastColumn="0" w:lastRowFirstColumn="0" w:lastRowLastColumn="0"/>
-            </w:pPr>
-            <w:r>
-              <w:t>150</w:t>
-            </w:r>
-          </w:p>
-        </w:tc>
-        <w:tc>
-          <w:tcPr>
-            <w:tcW w:w="2972" w:type="dxa"/>
-          </w:tcPr>
-          <w:p>
-            <w:pPr>
-              <w:jc w:val="center"/>
-              <w:cnfStyle w:val="000000000000" w:firstRow="0" w:lastRow="0" w:firstColumn="0" w:lastColumn="0" w:oddVBand="0" w:evenVBand="0" w:oddHBand="0" w:evenHBand="0" w:firstRowFirstColumn="0" w:firstRowLastColumn="0" w:lastRowFirstColumn="0" w:lastRowLastColumn="0"/>
-            </w:pPr>
-            <w:r>
-              <w:t>-</w:t>
-            </w:r>
-          </w:p>
-        </w:tc>
-        <w:tc>
-          <w:tcPr>
-            <w:tcW w:w="3240" w:type="dxa"/>
-          </w:tcPr>
-          <w:p>
-            <w:pPr>
-              <w:jc w:val="center"/>
-              <w:cnfStyle w:val="000000000000" w:firstRow="0" w:lastRow="0" w:firstColumn="0" w:lastColumn="0" w:oddVBand="0" w:evenVBand="0" w:oddHBand="0" w:evenHBand="0" w:firstRowFirstColumn="0" w:firstRowLastColumn="0" w:lastRowFirstColumn="0" w:lastRowLastColumn="0"/>
-            </w:pPr>
-            <w:r>
-              <w:t>Management VLAN</w:t>
             </w:r>
           </w:p>
         </w:tc>
@@ -1425,6 +1258,64 @@
               <w:jc w:val="center"/>
             </w:pPr>
             <w:r>
+              <w:t>ADMIN</w:t>
+            </w:r>
+          </w:p>
+        </w:tc>
+        <w:tc>
+          <w:tcPr>
+            <w:tcW w:w="953" w:type="dxa"/>
+          </w:tcPr>
+          <w:p>
+            <w:pPr>
+              <w:jc w:val="center"/>
+              <w:cnfStyle w:val="000000100000" w:firstRow="0" w:lastRow="0" w:firstColumn="0" w:lastColumn="0" w:oddVBand="0" w:evenVBand="0" w:oddHBand="1" w:evenHBand="0" w:firstRowFirstColumn="0" w:firstRowLastColumn="0" w:lastRowFirstColumn="0" w:lastRowLastColumn="0"/>
+            </w:pPr>
+            <w:r>
+              <w:t>150</w:t>
+            </w:r>
+          </w:p>
+        </w:tc>
+        <w:tc>
+          <w:tcPr>
+            <w:tcW w:w="2972" w:type="dxa"/>
+          </w:tcPr>
+          <w:p>
+            <w:pPr>
+              <w:jc w:val="center"/>
+              <w:cnfStyle w:val="000000100000" w:firstRow="0" w:lastRow="0" w:firstColumn="0" w:lastColumn="0" w:oddVBand="0" w:evenVBand="0" w:oddHBand="1" w:evenHBand="0" w:firstRowFirstColumn="0" w:firstRowLastColumn="0" w:lastRowFirstColumn="0" w:lastRowLastColumn="0"/>
+            </w:pPr>
+            <w:r>
+              <w:t>-</w:t>
+            </w:r>
+          </w:p>
+        </w:tc>
+        <w:tc>
+          <w:tcPr>
+            <w:tcW w:w="3240" w:type="dxa"/>
+          </w:tcPr>
+          <w:p>
+            <w:pPr>
+              <w:jc w:val="center"/>
+              <w:cnfStyle w:val="000000100000" w:firstRow="0" w:lastRow="0" w:firstColumn="0" w:lastColumn="0" w:oddVBand="0" w:evenVBand="0" w:oddHBand="1" w:evenHBand="0" w:firstRowFirstColumn="0" w:firstRowLastColumn="0" w:lastRowFirstColumn="0" w:lastRowLastColumn="0"/>
+            </w:pPr>
+            <w:r>
+              <w:t>Management VLAN</w:t>
+            </w:r>
+          </w:p>
+        </w:tc>
+      </w:tr>
+      <w:tr>
+        <w:tc>
+          <w:tcPr>
+            <w:cnfStyle w:val="001000000000" w:firstRow="0" w:lastRow="0" w:firstColumn="1" w:lastColumn="0" w:oddVBand="0" w:evenVBand="0" w:oddHBand="0" w:evenHBand="0" w:firstRowFirstColumn="0" w:firstRowLastColumn="0" w:lastRowFirstColumn="0" w:lastRowLastColumn="0"/>
+            <w:tcW w:w="1920" w:type="dxa"/>
+          </w:tcPr>
+          <w:p>
+            <w:pPr>
+              <w:jc w:val="center"/>
+            </w:pPr>
+            <w:r>
               <w:t>NATIVE</w:t>
             </w:r>
           </w:p>
@@ -1436,7 +1327,7 @@
           <w:p>
             <w:pPr>
               <w:jc w:val="center"/>
-              <w:cnfStyle w:val="000000100000" w:firstRow="0" w:lastRow="0" w:firstColumn="0" w:lastColumn="0" w:oddVBand="0" w:evenVBand="0" w:oddHBand="1" w:evenHBand="0" w:firstRowFirstColumn="0" w:firstRowLastColumn="0" w:lastRowFirstColumn="0" w:lastRowLastColumn="0"/>
+              <w:cnfStyle w:val="000000000000" w:firstRow="0" w:lastRow="0" w:firstColumn="0" w:lastColumn="0" w:oddVBand="0" w:evenVBand="0" w:oddHBand="0" w:evenHBand="0" w:firstRowFirstColumn="0" w:firstRowLastColumn="0" w:lastRowFirstColumn="0" w:lastRowLastColumn="0"/>
             </w:pPr>
             <w:r>
               <w:t>999</w:t>
@@ -1450,7 +1341,7 @@
           <w:p>
             <w:pPr>
               <w:jc w:val="center"/>
-              <w:cnfStyle w:val="000000100000" w:firstRow="0" w:lastRow="0" w:firstColumn="0" w:lastColumn="0" w:oddVBand="0" w:evenVBand="0" w:oddHBand="1" w:evenHBand="0" w:firstRowFirstColumn="0" w:firstRowLastColumn="0" w:lastRowFirstColumn="0" w:lastRowLastColumn="0"/>
+              <w:cnfStyle w:val="000000000000" w:firstRow="0" w:lastRow="0" w:firstColumn="0" w:lastColumn="0" w:oddVBand="0" w:evenVBand="0" w:oddHBand="0" w:evenHBand="0" w:firstRowFirstColumn="0" w:firstRowLastColumn="0" w:lastRowFirstColumn="0" w:lastRowLastColumn="0"/>
             </w:pPr>
             <w:r>
               <w:t>-</w:t>
@@ -1464,7 +1355,7 @@
           <w:p>
             <w:pPr>
               <w:jc w:val="center"/>
-              <w:cnfStyle w:val="000000100000" w:firstRow="0" w:lastRow="0" w:firstColumn="0" w:lastColumn="0" w:oddVBand="0" w:evenVBand="0" w:oddHBand="1" w:evenHBand="0" w:firstRowFirstColumn="0" w:firstRowLastColumn="0" w:lastRowFirstColumn="0" w:lastRowLastColumn="0"/>
+              <w:cnfStyle w:val="000000000000" w:firstRow="0" w:lastRow="0" w:firstColumn="0" w:lastColumn="0" w:oddVBand="0" w:evenVBand="0" w:oddHBand="0" w:evenHBand="0" w:firstRowFirstColumn="0" w:firstRowLastColumn="0" w:lastRowFirstColumn="0" w:lastRowLastColumn="0"/>
             </w:pPr>
             <w:r>
               <w:t>Natív</w:t>
@@ -1834,10 +1725,7 @@
                     <w:jc w:val="center"/>
                   </w:pPr>
                   <w:r>
-                    <w:t>10.2.50.0</w:t>
-                  </w:r>
-                  <w:r>
-                    <w:t>/24</w:t>
+                    <w:t>10.2.50.0/24</w:t>
                   </w:r>
                 </w:p>
               </w:tc>
@@ -1907,10 +1795,7 @@
               <w:cnfStyle w:val="000000100000" w:firstRow="0" w:lastRow="0" w:firstColumn="0" w:lastColumn="0" w:oddVBand="0" w:evenVBand="0" w:oddHBand="1" w:evenHBand="0" w:firstRowFirstColumn="0" w:firstRowLastColumn="0" w:lastRowFirstColumn="0" w:lastRowLastColumn="0"/>
             </w:pPr>
             <w:r>
-              <w:t>1</w:t>
-            </w:r>
-            <w:r>
-              <w:t>0.2.200.0/24</w:t>
+              <w:t>10.2.200.0/24</w:t>
             </w:r>
           </w:p>
         </w:tc>
@@ -2215,10 +2100,7 @@
               <w:cnfStyle w:val="000000100000" w:firstRow="0" w:lastRow="0" w:firstColumn="0" w:lastColumn="0" w:oddVBand="0" w:evenVBand="0" w:oddHBand="1" w:evenHBand="0" w:firstRowFirstColumn="0" w:firstRowLastColumn="0" w:lastRowFirstColumn="0" w:lastRowLastColumn="0"/>
             </w:pPr>
             <w:r>
-              <w:t>10.3.20.0</w:t>
-            </w:r>
-            <w:r>
-              <w:t>/24</w:t>
+              <w:t>10.3.20.0/24</w:t>
             </w:r>
           </w:p>
         </w:tc>
@@ -2276,10 +2158,7 @@
               <w:cnfStyle w:val="000000000000" w:firstRow="0" w:lastRow="0" w:firstColumn="0" w:lastColumn="0" w:oddVBand="0" w:evenVBand="0" w:oddHBand="0" w:evenHBand="0" w:firstRowFirstColumn="0" w:firstRowLastColumn="0" w:lastRowFirstColumn="0" w:lastRowLastColumn="0"/>
             </w:pPr>
             <w:r>
-              <w:t>10.3.30.0</w:t>
-            </w:r>
-            <w:r>
-              <w:t>/24</w:t>
+              <w:t>10.3.30.0/24</w:t>
             </w:r>
           </w:p>
         </w:tc>
@@ -2340,10 +2219,7 @@
               <w:cnfStyle w:val="000000100000" w:firstRow="0" w:lastRow="0" w:firstColumn="0" w:lastColumn="0" w:oddVBand="0" w:evenVBand="0" w:oddHBand="1" w:evenHBand="0" w:firstRowFirstColumn="0" w:firstRowLastColumn="0" w:lastRowFirstColumn="0" w:lastRowLastColumn="0"/>
             </w:pPr>
             <w:r>
-              <w:t>10.3.40.0</w:t>
-            </w:r>
-            <w:r>
-              <w:t>/24</w:t>
+              <w:t>10.3.40.0/24</w:t>
             </w:r>
           </w:p>
         </w:tc>
@@ -2401,10 +2277,7 @@
               <w:cnfStyle w:val="000000000000" w:firstRow="0" w:lastRow="0" w:firstColumn="0" w:lastColumn="0" w:oddVBand="0" w:evenVBand="0" w:oddHBand="0" w:evenHBand="0" w:firstRowFirstColumn="0" w:firstRowLastColumn="0" w:lastRowFirstColumn="0" w:lastRowLastColumn="0"/>
             </w:pPr>
             <w:r>
-              <w:t>10.3.50.0</w:t>
-            </w:r>
-            <w:r>
-              <w:t>/24</w:t>
+              <w:t>10.3.50.0/24</w:t>
             </w:r>
           </w:p>
         </w:tc>
@@ -2465,10 +2338,7 @@
               <w:cnfStyle w:val="000000100000" w:firstRow="0" w:lastRow="0" w:firstColumn="0" w:lastColumn="0" w:oddVBand="0" w:evenVBand="0" w:oddHBand="1" w:evenHBand="0" w:firstRowFirstColumn="0" w:firstRowLastColumn="0" w:lastRowFirstColumn="0" w:lastRowLastColumn="0"/>
             </w:pPr>
             <w:r>
-              <w:t>10.3.60.0</w:t>
-            </w:r>
-            <w:r>
-              <w:t>/24</w:t>
+              <w:t>10.3.60.0/24</w:t>
             </w:r>
           </w:p>
         </w:tc>
@@ -2526,10 +2396,7 @@
               <w:cnfStyle w:val="000000000000" w:firstRow="0" w:lastRow="0" w:firstColumn="0" w:lastColumn="0" w:oddVBand="0" w:evenVBand="0" w:oddHBand="0" w:evenHBand="0" w:firstRowFirstColumn="0" w:firstRowLastColumn="0" w:lastRowFirstColumn="0" w:lastRowLastColumn="0"/>
             </w:pPr>
             <w:r>
-              <w:t>10.3.10.0</w:t>
-            </w:r>
-            <w:r>
-              <w:t>/24</w:t>
+              <w:t>10.3.10.0/24</w:t>
             </w:r>
           </w:p>
         </w:tc>
@@ -2591,10 +2458,7 @@
               <w:cnfStyle w:val="000000100000" w:firstRow="0" w:lastRow="0" w:firstColumn="0" w:lastColumn="0" w:oddVBand="0" w:evenVBand="0" w:oddHBand="1" w:evenHBand="0" w:firstRowFirstColumn="0" w:firstRowLastColumn="0" w:lastRowFirstColumn="0" w:lastRowLastColumn="0"/>
             </w:pPr>
             <w:r>
-              <w:t>10.3.150.0</w:t>
-            </w:r>
-            <w:r>
-              <w:t>/24</w:t>
+              <w:t>10.3.150.0/24</w:t>
             </w:r>
           </w:p>
         </w:tc>
@@ -2652,10 +2516,7 @@
               <w:cnfStyle w:val="000000000000" w:firstRow="0" w:lastRow="0" w:firstColumn="0" w:lastColumn="0" w:oddVBand="0" w:evenVBand="0" w:oddHBand="0" w:evenHBand="0" w:firstRowFirstColumn="0" w:firstRowLastColumn="0" w:lastRowFirstColumn="0" w:lastRowLastColumn="0"/>
             </w:pPr>
             <w:r>
-              <w:t>10.3.200.0</w:t>
-            </w:r>
-            <w:r>
-              <w:t>/24</w:t>
+              <w:t>10.3.200.0/24</w:t>
             </w:r>
           </w:p>
         </w:tc>
@@ -2742,6 +2603,7 @@
         <w:pStyle w:val="Cmsor1"/>
       </w:pPr>
       <w:r>
+        <w:lastRenderedPageBreak/>
         <w:t>CSOMAGOLÁS</w:t>
       </w:r>
     </w:p>
@@ -2899,10 +2761,7 @@
               <w:cnfStyle w:val="000000100000" w:firstRow="0" w:lastRow="0" w:firstColumn="0" w:lastColumn="0" w:oddVBand="0" w:evenVBand="0" w:oddHBand="1" w:evenHBand="0" w:firstRowFirstColumn="0" w:firstRowLastColumn="0" w:lastRowFirstColumn="0" w:lastRowLastColumn="0"/>
             </w:pPr>
             <w:r>
-              <w:t>10.4.20.0</w:t>
-            </w:r>
-            <w:r>
-              <w:t>/24</w:t>
+              <w:t>10.4.20.0/24</w:t>
             </w:r>
           </w:p>
         </w:tc>
@@ -2960,10 +2819,7 @@
               <w:cnfStyle w:val="000000000000" w:firstRow="0" w:lastRow="0" w:firstColumn="0" w:lastColumn="0" w:oddVBand="0" w:evenVBand="0" w:oddHBand="0" w:evenHBand="0" w:firstRowFirstColumn="0" w:firstRowLastColumn="0" w:lastRowFirstColumn="0" w:lastRowLastColumn="0"/>
             </w:pPr>
             <w:r>
-              <w:t>10.4.30.0</w:t>
-            </w:r>
-            <w:r>
-              <w:t>/24</w:t>
+              <w:t>10.4.30.0/24</w:t>
             </w:r>
           </w:p>
         </w:tc>
@@ -3024,10 +2880,7 @@
               <w:cnfStyle w:val="000000100000" w:firstRow="0" w:lastRow="0" w:firstColumn="0" w:lastColumn="0" w:oddVBand="0" w:evenVBand="0" w:oddHBand="1" w:evenHBand="0" w:firstRowFirstColumn="0" w:firstRowLastColumn="0" w:lastRowFirstColumn="0" w:lastRowLastColumn="0"/>
             </w:pPr>
             <w:r>
-              <w:t>10.4.40.0</w:t>
-            </w:r>
-            <w:r>
-              <w:t>/24</w:t>
+              <w:t>10.4.40.0/24</w:t>
             </w:r>
           </w:p>
         </w:tc>
@@ -3085,10 +2938,7 @@
               <w:cnfStyle w:val="000000000000" w:firstRow="0" w:lastRow="0" w:firstColumn="0" w:lastColumn="0" w:oddVBand="0" w:evenVBand="0" w:oddHBand="0" w:evenHBand="0" w:firstRowFirstColumn="0" w:firstRowLastColumn="0" w:lastRowFirstColumn="0" w:lastRowLastColumn="0"/>
             </w:pPr>
             <w:r>
-              <w:t>10.4.50.0</w:t>
-            </w:r>
-            <w:r>
-              <w:t>/24</w:t>
+              <w:t>10.4.50.0/24</w:t>
             </w:r>
           </w:p>
         </w:tc>
@@ -3149,10 +2999,7 @@
               <w:cnfStyle w:val="000000100000" w:firstRow="0" w:lastRow="0" w:firstColumn="0" w:lastColumn="0" w:oddVBand="0" w:evenVBand="0" w:oddHBand="1" w:evenHBand="0" w:firstRowFirstColumn="0" w:firstRowLastColumn="0" w:lastRowFirstColumn="0" w:lastRowLastColumn="0"/>
             </w:pPr>
             <w:r>
-              <w:t>10.4.60.0</w:t>
-            </w:r>
-            <w:r>
-              <w:t>/24</w:t>
+              <w:t>10.4.60.0/24</w:t>
             </w:r>
           </w:p>
         </w:tc>
@@ -3210,10 +3057,7 @@
               <w:cnfStyle w:val="000000000000" w:firstRow="0" w:lastRow="0" w:firstColumn="0" w:lastColumn="0" w:oddVBand="0" w:evenVBand="0" w:oddHBand="0" w:evenHBand="0" w:firstRowFirstColumn="0" w:firstRowLastColumn="0" w:lastRowFirstColumn="0" w:lastRowLastColumn="0"/>
             </w:pPr>
             <w:r>
-              <w:t>10.3.10.0</w:t>
-            </w:r>
-            <w:r>
-              <w:t>/24</w:t>
+              <w:t>10.3.10.0/24</w:t>
             </w:r>
           </w:p>
         </w:tc>
@@ -3275,10 +3119,7 @@
               <w:cnfStyle w:val="000000100000" w:firstRow="0" w:lastRow="0" w:firstColumn="0" w:lastColumn="0" w:oddVBand="0" w:evenVBand="0" w:oddHBand="1" w:evenHBand="0" w:firstRowFirstColumn="0" w:firstRowLastColumn="0" w:lastRowFirstColumn="0" w:lastRowLastColumn="0"/>
             </w:pPr>
             <w:r>
-              <w:t>10.4.150.0</w:t>
-            </w:r>
-            <w:r>
-              <w:t>/24</w:t>
+              <w:t>10.4.150.0/24</w:t>
             </w:r>
           </w:p>
         </w:tc>
@@ -3336,10 +3177,7 @@
               <w:cnfStyle w:val="000000000000" w:firstRow="0" w:lastRow="0" w:firstColumn="0" w:lastColumn="0" w:oddVBand="0" w:evenVBand="0" w:oddHBand="0" w:evenHBand="0" w:firstRowFirstColumn="0" w:firstRowLastColumn="0" w:lastRowFirstColumn="0" w:lastRowLastColumn="0"/>
             </w:pPr>
             <w:r>
-              <w:t>10.4.200.0</w:t>
-            </w:r>
-            <w:r>
-              <w:t>/24</w:t>
+              <w:t>10.4.200.0/24</w:t>
             </w:r>
           </w:p>
         </w:tc>
@@ -3432,7 +3270,7 @@
 </file>
 
 <file path=word/numbering.xml><?xml version="1.0" encoding="utf-8"?>
-<w:numbering xmlns:wpc="http://schemas.microsoft.com/office/word/2010/wordprocessingCanvas" xmlns:cx="http://schemas.microsoft.com/office/drawing/2014/chartex" xmlns:cx1="http://schemas.microsoft.com/office/drawing/2015/9/8/chartex" xmlns:cx2="http://schemas.microsoft.com/office/drawing/2015/10/21/chartex" xmlns:cx3="http://schemas.microsoft.com/office/drawing/2016/5/9/chartex" xmlns:cx4="http://schemas.microsoft.com/office/drawing/2016/5/10/chartex" xmlns:cx5="http://schemas.microsoft.com/office/drawing/2016/5/11/chartex" xmlns:cx6="http://schemas.microsoft.com/office/drawing/2016/5/12/chartex" xmlns:cx7="http://schemas.microsoft.com/office/drawing/2016/5/13/chartex" xmlns:cx8="http://schemas.microsoft.com/office/drawing/2016/5/14/chartex" xmlns:mc="http://schemas.openxmlformats.org/markup-compatibility/2006" xmlns:aink="http://schemas.microsoft.com/office/drawing/2016/ink" xmlns:am3d="http://schemas.microsoft.com/office/drawing/2017/model3d" xmlns:o="urn:schemas-microsoft-com:office:office" xmlns:oel="http://schemas.microsoft.com/office/2019/extlst" xmlns:r="http://schemas.openxmlformats.org/officeDocument/2006/relationships" xmlns:m="http://schemas.openxmlformats.org/officeDocument/2006/math" xmlns:v="urn:schemas-microsoft-com:vml" xmlns:wp14="http://schemas.microsoft.com/office/word/2010/wordprocessingDrawing" xmlns:wp="http://schemas.openxmlformats.org/drawingml/2006/wordprocessingDrawing" xmlns:w10="urn:schemas-microsoft-com:office:word" xmlns:w="http://schemas.openxmlformats.org/wordprocessingml/2006/main" xmlns:w14="http://schemas.microsoft.com/office/word/2010/wordml" xmlns:w15="http://schemas.microsoft.com/office/word/2012/wordml" xmlns:w16cex="http://schemas.microsoft.com/office/word/2018/wordml/cex" xmlns:w16cid="http://schemas.microsoft.com/office/word/2016/wordml/cid" xmlns:w16="http://schemas.microsoft.com/office/word/2018/wordml" xmlns:w16du="http://schemas.microsoft.com/office/word/2023/wordml/word16du" xmlns:w16sdtdh="http://schemas.microsoft.com/office/word/2020/wordml/sdtdatahash" xmlns:w16sdtfl="http://schemas.microsoft.com/office/word/2024/wordml/sdtformatlock" xmlns:w16se="http://schemas.microsoft.com/office/word/2015/wordml/symex" xmlns:wpg="http://schemas.microsoft.com/office/word/2010/wordprocessingGroup" xmlns:wpi="http://schemas.microsoft.com/office/word/2010/wordprocessingInk" xmlns:wne="http://schemas.microsoft.com/office/word/2006/wordml" xmlns:wps="http://schemas.microsoft.com/office/word/2010/wordprocessingShape" mc:Ignorable="w14 w15 w16se w16cid w16 w16cex w16sdtdh w16sdtfl w16du wp14">
+<w:numbering xmlns:wpc="http://schemas.microsoft.com/office/word/2010/wordprocessingCanvas" xmlns:cx="http://schemas.microsoft.com/office/drawing/2014/chartex" xmlns:cx1="http://schemas.microsoft.com/office/drawing/2015/9/8/chartex" xmlns:mc="http://schemas.openxmlformats.org/markup-compatibility/2006" xmlns:o="urn:schemas-microsoft-com:office:office" xmlns:r="http://schemas.openxmlformats.org/officeDocument/2006/relationships" xmlns:m="http://schemas.openxmlformats.org/officeDocument/2006/math" xmlns:v="urn:schemas-microsoft-com:vml" xmlns:wp14="http://schemas.microsoft.com/office/word/2010/wordprocessingDrawing" xmlns:wp="http://schemas.openxmlformats.org/drawingml/2006/wordprocessingDrawing" xmlns:w10="urn:schemas-microsoft-com:office:word" xmlns:w="http://schemas.openxmlformats.org/wordprocessingml/2006/main" xmlns:w14="http://schemas.microsoft.com/office/word/2010/wordml" xmlns:w15="http://schemas.microsoft.com/office/word/2012/wordml" xmlns:w16se="http://schemas.microsoft.com/office/word/2015/wordml/symex" xmlns:wpg="http://schemas.microsoft.com/office/word/2010/wordprocessingGroup" xmlns:wpi="http://schemas.microsoft.com/office/word/2010/wordprocessingInk" xmlns:wne="http://schemas.microsoft.com/office/word/2006/wordml" xmlns:wps="http://schemas.microsoft.com/office/word/2010/wordprocessingShape" mc:Ignorable="w14 w15 w16se wp14">
   <w:abstractNum w:abstractNumId="0" w15:restartNumberingAfterBreak="0">
     <w:nsid w:val="2D8C096A"/>
     <w:multiLevelType w:val="hybridMultilevel"/>
@@ -3545,14 +3383,14 @@
       </w:rPr>
     </w:lvl>
   </w:abstractNum>
-  <w:num w:numId="1" w16cid:durableId="1428845142">
+  <w:num w:numId="1">
     <w:abstractNumId w:val="0"/>
   </w:num>
 </w:numbering>
 </file>
 
 <file path=word/styles.xml><?xml version="1.0" encoding="utf-8"?>
-<w:styles xmlns:mc="http://schemas.openxmlformats.org/markup-compatibility/2006" xmlns:r="http://schemas.openxmlformats.org/officeDocument/2006/relationships" xmlns:w="http://schemas.openxmlformats.org/wordprocessingml/2006/main" xmlns:w14="http://schemas.microsoft.com/office/word/2010/wordml" xmlns:w15="http://schemas.microsoft.com/office/word/2012/wordml" xmlns:w16cex="http://schemas.microsoft.com/office/word/2018/wordml/cex" xmlns:w16cid="http://schemas.microsoft.com/office/word/2016/wordml/cid" xmlns:w16="http://schemas.microsoft.com/office/word/2018/wordml" xmlns:w16du="http://schemas.microsoft.com/office/word/2023/wordml/word16du" xmlns:w16sdtdh="http://schemas.microsoft.com/office/word/2020/wordml/sdtdatahash" xmlns:w16sdtfl="http://schemas.microsoft.com/office/word/2024/wordml/sdtformatlock" xmlns:w16se="http://schemas.microsoft.com/office/word/2015/wordml/symex" mc:Ignorable="w14 w15 w16se w16cid w16 w16cex w16sdtdh w16sdtfl w16du">
+<w:styles xmlns:mc="http://schemas.openxmlformats.org/markup-compatibility/2006" xmlns:r="http://schemas.openxmlformats.org/officeDocument/2006/relationships" xmlns:w="http://schemas.openxmlformats.org/wordprocessingml/2006/main" xmlns:w14="http://schemas.microsoft.com/office/word/2010/wordml" xmlns:w15="http://schemas.microsoft.com/office/word/2012/wordml" xmlns:w16se="http://schemas.microsoft.com/office/word/2015/wordml/symex" mc:Ignorable="w14 w15 w16se">
   <w:docDefaults>
     <w:rPrDefault>
       <w:rPr>
@@ -3568,7 +3406,7 @@
       </w:pPr>
     </w:pPrDefault>
   </w:docDefaults>
-  <w:latentStyles w:defLockedState="0" w:defUIPriority="99" w:defSemiHidden="0" w:defUnhideWhenUsed="0" w:defQFormat="0" w:count="376">
+  <w:latentStyles w:defLockedState="0" w:defUIPriority="99" w:defSemiHidden="0" w:defUnhideWhenUsed="0" w:defQFormat="0" w:count="371">
     <w:lsdException w:name="Normal" w:uiPriority="0" w:qFormat="1"/>
     <w:lsdException w:name="heading 1" w:uiPriority="9" w:qFormat="1"/>
     <w:lsdException w:name="heading 2" w:semiHidden="1" w:uiPriority="9" w:unhideWhenUsed="1" w:qFormat="1"/>
@@ -3940,11 +3778,6 @@
     <w:lsdException w:name="List Table 5 Dark Accent 6" w:uiPriority="50"/>
     <w:lsdException w:name="List Table 6 Colorful Accent 6" w:uiPriority="51"/>
     <w:lsdException w:name="List Table 7 Colorful Accent 6" w:uiPriority="52"/>
-    <w:lsdException w:name="Mention" w:semiHidden="1" w:unhideWhenUsed="1"/>
-    <w:lsdException w:name="Smart Hyperlink" w:semiHidden="1" w:unhideWhenUsed="1"/>
-    <w:lsdException w:name="Hashtag" w:semiHidden="1" w:unhideWhenUsed="1"/>
-    <w:lsdException w:name="Unresolved Mention" w:semiHidden="1" w:unhideWhenUsed="1"/>
-    <w:lsdException w:name="Smart Link" w:semiHidden="1" w:unhideWhenUsed="1"/>
   </w:latentStyles>
   <w:style w:type="paragraph" w:default="1" w:styleId="Norml">
     <w:name w:val="Normal"/>
